--- a/output_abogados/Diana_Carolina_Morera_Acuña/WORDS/citacion/OFICIO_47690_CALATRAVA_S.A..docx
+++ b/output_abogados/Diana_Carolina_Morera_Acuña/WORDS/citacion/OFICIO_47690_CALATRAVA_S.A..docx
@@ -117,7 +117,7 @@
           <w:b/>
           <w:sz w:val="24"/>
         </w:rPr>
-        <w:t>Expediente 47690 Citación notificación personal «NotificadorRevisor»  Auto DRBC No.  01236000371  de  24 marzo 2023 .</w:t>
+        <w:t>Expediente 47690 Citación notificación personal «NotificadorRevisor»  Auto DRBC No.  01246001079  de  8 octubre 2024 .</w:t>
       </w:r>
     </w:p>
     <w:p>
@@ -181,7 +181,7 @@
         <w:rPr>
           <w:sz w:val="24"/>
         </w:rPr>
-        <w:t>Por medio del presente, nos permitimos comunicarle que se ha proferido del  Auto DRBC No.  01236000371  de  24 marzo 2023 , acto administrativo de su interés; motivo por el cual para efectos de surtir la respectiva notificación, se le solicita, si a bien lo tiene, autorizar expresamente que la notificación sea realizada vía correo electrónico, en la forma que encuentre conveniente o empleando el formato que se adjunta al presente, el cual deberá indicar en forma clara los datos y ser remitido al correo electrónico institucional sau@car.gov.co; o a través de la página web: https://www.car.gov.co siguiendo la ruta: Servicio al Ciudadano &gt; Crear una Petición, Queja, Reclamo o Solicitud, o en el link https://sidcar.car.gov.co/Modulos/Buzon/RadicarPQR.aspx.</w:t>
+        <w:t>Por medio del presente, nos permitimos comunicarle que se ha proferido del  Auto DRBC No.  01246001079  de  8 octubre 2024 , acto administrativo de su interés; motivo por el cual para efectos de surtir la respectiva notificación, se le solicita, si a bien lo tiene, autorizar expresamente que la notificación sea realizada vía correo electrónico, en la forma que encuentre conveniente o empleando el formato que se adjunta al presente, el cual deberá indicar en forma clara los datos y ser remitido al correo electrónico institucional sau@car.gov.co; o a través de la página web: https://www.car.gov.co siguiendo la ruta: Servicio al Ciudadano &gt; Crear una Petición, Queja, Reclamo o Solicitud, o en el link https://sidcar.car.gov.co/Modulos/Buzon/RadicarPQR.aspx.</w:t>
       </w:r>
     </w:p>
     <w:p>
